--- a/1부4화_Il_furgone_che_non_arrivò.docx
+++ b/1부4화_Il_furgone_che_non_arrivò.docx
@@ -427,7 +427,7 @@
           <w:color w:val="1A1A1A"/>
           <w:sz w:val="44"/>
         </w:rPr>
-        <w:t xml:space="preserve">   Sono le sei e quaranta. Perché sei già vestita, Giulia?</w:t>
+        <w:t xml:space="preserve">   Sono le sei e quaranta. Perché è già vestita, Giulia?</w:t>
       </w:r>
     </w:p>
     <w:p>
@@ -467,7 +467,7 @@
           <w:color w:val="808080"/>
           <w:sz w:val="36"/>
         </w:rPr>
-        <w:t>이다한테 가요. 집행관이 정확히 여덟 시에 와요.</w:t>
+        <w:t>이다한테 가. 집행관이 여덟 시 정각에 와.</w:t>
       </w:r>
     </w:p>
     <w:p>
@@ -517,7 +517,7 @@
           <w:color w:val="1A1A1A"/>
           <w:sz w:val="44"/>
         </w:rPr>
-        <w:t xml:space="preserve">   Sette e zero cinque. Il tribunale apre tra dieci minuti.</w:t>
+        <w:t xml:space="preserve">   Sono le sette e cinque. Il tribunale apre tra dieci minuti.</w:t>
       </w:r>
     </w:p>
     <w:p>
@@ -890,7 +890,7 @@
           <w:color w:val="1A1A1A"/>
           <w:sz w:val="44"/>
         </w:rPr>
-        <w:t xml:space="preserve">   Buongiorno. Devo depositare un'istanza urgente di rinvio esecuzione.</w:t>
+        <w:t xml:space="preserve">   Buongiorno. Devo depositare un'istanza urgente di rinvio dell'esecuzione.</w:t>
       </w:r>
     </w:p>
     <w:p>
@@ -1370,7 +1370,7 @@
           <w:color w:val="1A1A1A"/>
           <w:sz w:val="44"/>
         </w:rPr>
-        <w:t xml:space="preserve">   Servono la disoccupazione e il calcolo dell'arretrato.</w:t>
+        <w:t xml:space="preserve">   Servono il certificato di disoccupazione e il calcolo dell'arretrato.</w:t>
       </w:r>
     </w:p>
     <w:p>
@@ -1620,7 +1620,7 @@
           <w:color w:val="808080"/>
           <w:sz w:val="36"/>
         </w:rPr>
-        <w:t>아직요. 하지만 차 한 대가 오고 있다, 그일지도.</w:t>
+        <w:t>아직이다. 하지만 차 한 대가 오고 있다, 그일지도 모른다.</w:t>
       </w:r>
     </w:p>
     <w:p>
@@ -1650,7 +1650,7 @@
           <w:color w:val="808080"/>
           <w:sz w:val="36"/>
         </w:rPr>
-        <w:t>다들 가만히, 다들 침착하게. 아무도 아무를 건드리지 않는다.</w:t>
+        <w:t>다들 가만히, 다들 침착하게. 아무도 누구도 건드리지 마.</w:t>
       </w:r>
     </w:p>
     <w:p>
@@ -1890,7 +1890,7 @@
           <w:color w:val="808080"/>
           <w:sz w:val="36"/>
         </w:rPr>
-        <w:t>가리발디 장군이다, 동네를 대표해서. 잠깐만요, 부탁합니다.</w:t>
+        <w:t>가리발디 장군입니다, 동네를 대표해서요. 잠깐만요, 부탁합니다.</w:t>
       </w:r>
     </w:p>
     <w:p>
@@ -2043,7 +2043,7 @@
           <w:color w:val="1A1A1A"/>
           <w:sz w:val="44"/>
         </w:rPr>
-        <w:t xml:space="preserve">   I certificati vanno al giudice, non a me qui.</w:t>
+        <w:t xml:space="preserve">   I certificati vanno al giudice, non a me.</w:t>
       </w:r>
     </w:p>
     <w:p>
@@ -2053,7 +2053,7 @@
           <w:color w:val="808080"/>
           <w:sz w:val="36"/>
         </w:rPr>
-        <w:t>진단서는 판사에게 가야지, 여기 저한테는 아니에요.</w:t>
+        <w:t>진단서는 판사에게 가야지, 저한테 오는 게 아니에요.</w:t>
       </w:r>
     </w:p>
     <w:p>
@@ -2263,7 +2263,7 @@
           <w:color w:val="808080"/>
           <w:sz w:val="36"/>
         </w:rPr>
-        <w:t>서류가 오고 있어요. 요청하신 대로 오 분요.</w:t>
+        <w:t>서류가 오고 있어. 저 부인 부탁대로 오 분만.</w:t>
       </w:r>
     </w:p>
     <w:p>
@@ -2443,7 +2443,7 @@
           <w:color w:val="808080"/>
           <w:sz w:val="36"/>
         </w:rPr>
-        <w:t>집행관님, 기다리는 동안 커피 한 잔? 여긴 추워요.</w:t>
+        <w:t>집행관님, 기다리는 동안 커피 한 잔 할래? 여긴 추워.</w:t>
       </w:r>
     </w:p>
     <w:p>
@@ -3296,7 +3296,7 @@
           <w:color w:val="808080"/>
           <w:sz w:val="36"/>
         </w:rPr>
-        <w:t>가끔은 규칙 안의 일만으로 충분해요.</w:t>
+        <w:t>가끔은 규칙 안에서 하는 일만으로도 충분해.</w:t>
       </w:r>
     </w:p>
     <w:p>
@@ -3376,7 +3376,7 @@
           <w:color w:val="1A1A1A"/>
           <w:sz w:val="44"/>
         </w:rPr>
-        <w:t xml:space="preserve">   E una matrice ben fatta, diciamolo anche.</w:t>
+        <w:t xml:space="preserve">   E una matrice ben fatta, diciamolo pure.</w:t>
       </w:r>
     </w:p>
     <w:p>
@@ -3386,7 +3386,7 @@
           <w:color w:val="808080"/>
           <w:sz w:val="36"/>
         </w:rPr>
-        <w:t>그리고 잘 짜인 매트릭스도요, 말해두죠.</w:t>
+        <w:t>그리고 잘 짜인 매트릭스도요, 이건 말해 둬야죠.</w:t>
       </w:r>
     </w:p>
     <w:p>
@@ -3526,7 +3526,7 @@
           <w:color w:val="1A1A1A"/>
           <w:sz w:val="44"/>
         </w:rPr>
-        <w:t xml:space="preserve">   Non ripaghi. Passi avanti. Un giorno aiuti qualcun altro.</w:t>
+        <w:t xml:space="preserve">   Non devi ripagare niente. Un giorno aiuterai qualcun altro.</w:t>
       </w:r>
     </w:p>
     <w:p>
@@ -3536,7 +3536,7 @@
           <w:color w:val="808080"/>
           <w:sz w:val="36"/>
         </w:rPr>
-        <w:t>안 갚아도 돼. 앞으로 가. 언젠가 다른 사람을 도와.</w:t>
+        <w:t>갚을 거 없어. 언젠가 네가 다른 사람을 도우면 돼.</w:t>
       </w:r>
     </w:p>
     <w:p>
@@ -3639,7 +3639,7 @@
           <w:color w:val="808080"/>
           <w:sz w:val="36"/>
         </w:rPr>
-        <w:t>트라토리아에서 축하하죠. 오늘은 가게가 쏩니다.</w:t>
+        <w:t>트라토리아에서 축하하자. 오늘은 가게가 쏜다.</w:t>
       </w:r>
     </w:p>
     <w:p>
@@ -3839,7 +3839,7 @@
           <w:color w:val="1A1A1A"/>
           <w:sz w:val="44"/>
         </w:rPr>
-        <w:t xml:space="preserve">   Un mese per prepararci meglio del preavviso di ieri.</w:t>
+        <w:t xml:space="preserve">   Un mese per prepararci, non una notte come ieri.</w:t>
       </w:r>
     </w:p>
     <w:p>
@@ -3849,7 +3849,7 @@
           <w:color w:val="808080"/>
           <w:sz w:val="36"/>
         </w:rPr>
-        <w:t>어제의 예고보다 더 잘 준비할 한 달이네요.</w:t>
+        <w:t>준비할 한 달이야. 어제처럼 하룻밤이 아니라.</w:t>
       </w:r>
     </w:p>
     <w:p>
@@ -3999,7 +3999,7 @@
           <w:color w:val="808080"/>
           <w:sz w:val="36"/>
         </w:rPr>
-        <w:t>결국 집행관의 트럭은 끝내 오지 않았어요.</w:t>
+        <w:t>집행관의 트럭은 결국 오지 않았네.</w:t>
       </w:r>
     </w:p>
     <w:p>
